--- a/templates/MODELO_CERTIFICADO_OBRA.docx
+++ b/templates/MODELO_CERTIFICADO_OBRA.docx
@@ -369,14 +369,7 @@
         <w:rPr>
           <w:rFonts w:ascii="Calibri" w:hAnsi="Calibri"/>
         </w:rPr>
-        <w:t xml:space="preserve"> el presente certificado en Madrid, a</w:t>
-      </w:r>
-      <w:r>
-        <w:rPr>
-          <w:rFonts w:ascii="Calibri" w:eastAsiaTheme="majorEastAsia" w:hAnsi="Calibri" w:cstheme="majorBidi"/>
-          <w:color w:val="243F60" w:themeColor="accent1" w:themeShade="7F"/>
-        </w:rPr>
-        <w:t xml:space="preserve"> [[FECHA_LARGA]].</w:t>
+        <w:t xml:space="preserve"> el presente certificado en Madrid a [[FECHA_LARGA]].</w:t>
       </w:r>
     </w:p>
     <w:p>
@@ -545,6 +538,11 @@
     </w:p>
     <w:sectPr>
       <w:headerReference w:type="default" r:id="rId8"/>
+      <w:footerReference w:type="default" r:id="rId11"/>
+      <w:headerReference w:type="first" r:id="rId12"/>
+      <w:footerReference w:type="first" r:id="rId13"/>
+      <w:headerReference w:type="even" r:id="rId14"/>
+      <w:footerReference w:type="even" r:id="rId15"/>
       <w:pgSz w:w="11906" w:h="16838"/>
       <w:pgMar w:top="588" w:right="1134" w:bottom="284" w:left="1418" w:header="709" w:footer="709" w:gutter="0"/>
       <w:cols w:space="708"/>
@@ -571,6 +569,36 @@
     </w:p>
   </w:endnote>
 </w:endnotes>
+</file>
+
+<file path=word/footer1.xml><?xml version="1.0" encoding="utf-8"?>
+<w:ftr xmlns:m="http://schemas.openxmlformats.org/officeDocument/2006/math" xmlns:mc="http://schemas.openxmlformats.org/markup-compatibility/2006" xmlns:mo="http://schemas.microsoft.com/office/mac/office/2008/main" xmlns:mv="urn:schemas-microsoft-com:mac:vml" xmlns:o="urn:schemas-microsoft-com:office:office" xmlns:r="http://schemas.openxmlformats.org/officeDocument/2006/relationships" xmlns:v="urn:schemas-microsoft-com:vml" xmlns:w10="urn:schemas-microsoft-com:office:word" xmlns:w14="http://schemas.microsoft.com/office/word/2010/wordml" xmlns:w="http://schemas.openxmlformats.org/wordprocessingml/2006/main" xmlns:wne="http://schemas.microsoft.com/office/word/2006/wordml" xmlns:wp14="http://schemas.microsoft.com/office/word/2010/wordprocessingDrawing" xmlns:wp="http://schemas.openxmlformats.org/drawingml/2006/wordprocessingDrawing" xmlns:wpc="http://schemas.microsoft.com/office/word/2010/wordprocessingCanvas" xmlns:wpg="http://schemas.microsoft.com/office/word/2010/wordprocessingGroup" xmlns:wpi="http://schemas.microsoft.com/office/word/2010/wordprocessingInk" xmlns:wps="http://schemas.microsoft.com/office/word/2010/wordprocessingShape" mc:Ignorable="w14 wp14">
+  <w:p>
+    <w:pPr>
+      <w:pStyle w:val="Footer"/>
+    </w:pPr>
+  </w:p>
+</w:ftr>
+</file>
+
+<file path=word/footer2.xml><?xml version="1.0" encoding="utf-8"?>
+<w:ftr xmlns:m="http://schemas.openxmlformats.org/officeDocument/2006/math" xmlns:mc="http://schemas.openxmlformats.org/markup-compatibility/2006" xmlns:mo="http://schemas.microsoft.com/office/mac/office/2008/main" xmlns:mv="urn:schemas-microsoft-com:mac:vml" xmlns:o="urn:schemas-microsoft-com:office:office" xmlns:r="http://schemas.openxmlformats.org/officeDocument/2006/relationships" xmlns:v="urn:schemas-microsoft-com:vml" xmlns:w10="urn:schemas-microsoft-com:office:word" xmlns:w14="http://schemas.microsoft.com/office/word/2010/wordml" xmlns:w="http://schemas.openxmlformats.org/wordprocessingml/2006/main" xmlns:wne="http://schemas.microsoft.com/office/word/2006/wordml" xmlns:wp14="http://schemas.microsoft.com/office/word/2010/wordprocessingDrawing" xmlns:wp="http://schemas.openxmlformats.org/drawingml/2006/wordprocessingDrawing" xmlns:wpc="http://schemas.microsoft.com/office/word/2010/wordprocessingCanvas" xmlns:wpg="http://schemas.microsoft.com/office/word/2010/wordprocessingGroup" xmlns:wpi="http://schemas.microsoft.com/office/word/2010/wordprocessingInk" xmlns:wps="http://schemas.microsoft.com/office/word/2010/wordprocessingShape" mc:Ignorable="w14 wp14">
+  <w:p>
+    <w:pPr>
+      <w:pStyle w:val="Footer"/>
+    </w:pPr>
+  </w:p>
+</w:ftr>
+</file>
+
+<file path=word/footer3.xml><?xml version="1.0" encoding="utf-8"?>
+<w:ftr xmlns:m="http://schemas.openxmlformats.org/officeDocument/2006/math" xmlns:mc="http://schemas.openxmlformats.org/markup-compatibility/2006" xmlns:mo="http://schemas.microsoft.com/office/mac/office/2008/main" xmlns:mv="urn:schemas-microsoft-com:mac:vml" xmlns:o="urn:schemas-microsoft-com:office:office" xmlns:r="http://schemas.openxmlformats.org/officeDocument/2006/relationships" xmlns:v="urn:schemas-microsoft-com:vml" xmlns:w10="urn:schemas-microsoft-com:office:word" xmlns:w14="http://schemas.microsoft.com/office/word/2010/wordml" xmlns:w="http://schemas.openxmlformats.org/wordprocessingml/2006/main" xmlns:wne="http://schemas.microsoft.com/office/word/2006/wordml" xmlns:wp14="http://schemas.microsoft.com/office/word/2010/wordprocessingDrawing" xmlns:wp="http://schemas.openxmlformats.org/drawingml/2006/wordprocessingDrawing" xmlns:wpc="http://schemas.microsoft.com/office/word/2010/wordprocessingCanvas" xmlns:wpg="http://schemas.microsoft.com/office/word/2010/wordprocessingGroup" xmlns:wpi="http://schemas.microsoft.com/office/word/2010/wordprocessingInk" xmlns:wps="http://schemas.microsoft.com/office/word/2010/wordprocessingShape" mc:Ignorable="w14 wp14">
+  <w:p>
+    <w:pPr>
+      <w:pStyle w:val="Footer"/>
+    </w:pPr>
+  </w:p>
+</w:ftr>
 </file>
 
 <file path=word/footnotes.xml><?xml version="1.0" encoding="utf-8"?>
@@ -938,6 +966,26 @@
   <w:p>
     <w:pPr>
       <w:pStyle w:val="Encabezado"/>
+    </w:pPr>
+  </w:p>
+</w:hdr>
+</file>
+
+<file path=word/header2.xml><?xml version="1.0" encoding="utf-8"?>
+<w:hdr xmlns:m="http://schemas.openxmlformats.org/officeDocument/2006/math" xmlns:mc="http://schemas.openxmlformats.org/markup-compatibility/2006" xmlns:mo="http://schemas.microsoft.com/office/mac/office/2008/main" xmlns:mv="urn:schemas-microsoft-com:mac:vml" xmlns:o="urn:schemas-microsoft-com:office:office" xmlns:r="http://schemas.openxmlformats.org/officeDocument/2006/relationships" xmlns:v="urn:schemas-microsoft-com:vml" xmlns:w10="urn:schemas-microsoft-com:office:word" xmlns:w14="http://schemas.microsoft.com/office/word/2010/wordml" xmlns:w="http://schemas.openxmlformats.org/wordprocessingml/2006/main" xmlns:wne="http://schemas.microsoft.com/office/word/2006/wordml" xmlns:wp14="http://schemas.microsoft.com/office/word/2010/wordprocessingDrawing" xmlns:wp="http://schemas.openxmlformats.org/drawingml/2006/wordprocessingDrawing" xmlns:wpc="http://schemas.microsoft.com/office/word/2010/wordprocessingCanvas" xmlns:wpg="http://schemas.microsoft.com/office/word/2010/wordprocessingGroup" xmlns:wpi="http://schemas.microsoft.com/office/word/2010/wordprocessingInk" xmlns:wps="http://schemas.microsoft.com/office/word/2010/wordprocessingShape" mc:Ignorable="w14 wp14">
+  <w:p>
+    <w:pPr>
+      <w:pStyle w:val="Header"/>
+    </w:pPr>
+  </w:p>
+</w:hdr>
+</file>
+
+<file path=word/header3.xml><?xml version="1.0" encoding="utf-8"?>
+<w:hdr xmlns:m="http://schemas.openxmlformats.org/officeDocument/2006/math" xmlns:mc="http://schemas.openxmlformats.org/markup-compatibility/2006" xmlns:mo="http://schemas.microsoft.com/office/mac/office/2008/main" xmlns:mv="urn:schemas-microsoft-com:mac:vml" xmlns:o="urn:schemas-microsoft-com:office:office" xmlns:r="http://schemas.openxmlformats.org/officeDocument/2006/relationships" xmlns:v="urn:schemas-microsoft-com:vml" xmlns:w10="urn:schemas-microsoft-com:office:word" xmlns:w14="http://schemas.microsoft.com/office/word/2010/wordml" xmlns:w="http://schemas.openxmlformats.org/wordprocessingml/2006/main" xmlns:wne="http://schemas.microsoft.com/office/word/2006/wordml" xmlns:wp14="http://schemas.microsoft.com/office/word/2010/wordprocessingDrawing" xmlns:wp="http://schemas.openxmlformats.org/drawingml/2006/wordprocessingDrawing" xmlns:wpc="http://schemas.microsoft.com/office/word/2010/wordprocessingCanvas" xmlns:wpg="http://schemas.microsoft.com/office/word/2010/wordprocessingGroup" xmlns:wpi="http://schemas.microsoft.com/office/word/2010/wordprocessingInk" xmlns:wps="http://schemas.microsoft.com/office/word/2010/wordprocessingShape" mc:Ignorable="w14 wp14">
+  <w:p>
+    <w:pPr>
+      <w:pStyle w:val="Header"/>
     </w:pPr>
   </w:p>
 </w:hdr>
